--- a/tillsyn/A 23224-2023 tillsynsbegäran.docx
+++ b/tillsyn/A 23224-2023 tillsynsbegäran.docx
@@ -240,7 +240,7 @@
     <w:r>
       <w:tab/>
       <w:tab/>
-      <w:t>2026-06-18</w:t>
+      <w:t>2026-06-19</w:t>
       <w:br/>
       <w:br/>
     </w:r>

--- a/tillsyn/A 23224-2023 tillsynsbegäran.docx
+++ b/tillsyn/A 23224-2023 tillsynsbegäran.docx
@@ -240,7 +240,7 @@
     <w:r>
       <w:tab/>
       <w:tab/>
-      <w:t>2026-06-19</w:t>
+      <w:t>2026-06-20</w:t>
       <w:br/>
       <w:br/>
     </w:r>

--- a/tillsyn/A 23224-2023 tillsynsbegäran.docx
+++ b/tillsyn/A 23224-2023 tillsynsbegäran.docx
@@ -12,10 +12,7 @@
     </w:p>
     <w:p>
       <w:r>
-        <w:t>Detta dokument behandlar höga naturvärden i avverkningsanmälan A 23224-2023 i Sala kommun som inkom 2023-05-29 och omfattar 0,8 ha.</w:t>
-      </w:r>
-      <w:r>
-        <w:t xml:space="preserve"> I Figur 1 visas fyndplatser för naturvårdsarter i området, som finns registrerade på Artportalen.</w:t>
+        <w:t>Denna tillsynsbegäran behandlar höga naturvärden i avverkningsanmälan A 23224-2023 i Sala kommun som inkom 2023-05-29 och omfattar 0,8 ha.</w:t>
       </w:r>
     </w:p>
     <w:p>
@@ -63,7 +60,20 @@
         <w:spacing w:after="240"/>
       </w:pPr>
       <w:r>
-        <w:t>Figur 1. Fyndplatser för naturvårdsarter inom 1 meter från avverkningsanmälan (röd linje). Inom parentes anges rödlistekategorier, S för signalarter, Tför typiska arter och fridlysningsparagrafer i artskyddsförordningen.Markörer utan svart kant är placerade på fyndplatsen. Markörer med svart kant är placerade vid sidan av fyndplatsen och har ett svart streck som visar fyndplatsens exakta position. Kartans mittpunktskoordinat är N 6634041, E 587562 i SWEREF 99 TM.</w:t>
+        <w:t>Figur 1. Fyndplatser för naturvårdsarter inom 1 meter från avverkningsanmälan. Markörer utan svart kant är placerade på fyndplatsen. Markörer med svart kant är placerade vid sidan av fyndplatsen har ett svart streck som visar fyndplatsens exakta position. Kartans mittpunktskoordinat är N 6634041, E 587562 i SWEREF 99 TM.</w:t>
+      </w:r>
+    </w:p>
+    <w:p>
+      <w:r>
+        <w:t>Inom 1 meter från avverkningsanmälan finns fynd av 1 naturvårdsarter, varav 1 är fridlyst: mindre vattensalamander (§6). Se Figur 1.</w:t>
+      </w:r>
+    </w:p>
+    <w:p>
+      <w:pPr>
+        <w:pStyle w:val="Heading1"/>
+      </w:pPr>
+      <w:r>
+        <w:t>Tillsynsbegäran</w:t>
       </w:r>
     </w:p>
     <w:p>
@@ -77,39 +87,16 @@
       </w:r>
     </w:p>
     <w:p>
-      <w:r>
-        <w:t>Nedan beskrivs fynd av naturvårdsarter och fridlysta arter som gjorts i det avverkningsanmälda området.</w:t>
-      </w:r>
-    </w:p>
-    <w:p>
       <w:pPr>
         <w:pStyle w:val="Heading1"/>
       </w:pPr>
       <w:r>
-        <w:t>Naturvårdsarter</w:t>
+        <w:t>Naturvårdsarter och fridlysta arter</w:t>
       </w:r>
     </w:p>
     <w:p>
       <w:r>
-        <w:t>Inom 1 meter från avverkningsanmälan har följande 1 naturvårdsarter hittats: mindre vattensalamander (§6). För fridlysta arter anges även paragrafen i Artskyddsförordningen som arten är fridlyst enligt.</w:t>
-      </w:r>
-    </w:p>
-    <w:p>
-      <w:r>
-        <w:t>De påträffade naturvårdsarterna är ett tydligt kvitto på att det rör sig om en skog med höga naturvärden.</w:t>
-      </w:r>
-    </w:p>
-    <w:p>
-      <w:pPr>
-        <w:pStyle w:val="Heading2"/>
-      </w:pPr>
-      <w:r>
-        <w:t>Fridlysta arter</w:t>
-      </w:r>
-    </w:p>
-    <w:p>
-      <w:r>
-        <w:t>Följande fridlysta arter har sina livsmiljöer och växtplatser i den avverkningsanmälda skogen: mindre vattensalamander (§6).</w:t>
+        <w:t>Nedan följer beskrivningar av de naturvårdsarter och fridlysta arter som har sina livsmiljöer och växtplatser i den avverkningsanmälda skogen. De påträffade naturvårdsarterna är ett tydligt kvitto på att det rör sig om en skog med höga naturvärden.</w:t>
       </w:r>
     </w:p>
     <w:sectPr>
@@ -240,7 +227,7 @@
     <w:r>
       <w:tab/>
       <w:tab/>
-      <w:t>2026-06-20</w:t>
+      <w:t>2026-06-21</w:t>
       <w:br/>
       <w:br/>
     </w:r>

--- a/tillsyn/A 23224-2023 tillsynsbegäran.docx
+++ b/tillsyn/A 23224-2023 tillsynsbegäran.docx
@@ -227,7 +227,7 @@
     <w:r>
       <w:tab/>
       <w:tab/>
-      <w:t>2026-06-21</w:t>
+      <w:t>2026-06-22</w:t>
       <w:br/>
       <w:br/>
     </w:r>

--- a/tillsyn/A 23224-2023 tillsynsbegäran.docx
+++ b/tillsyn/A 23224-2023 tillsynsbegäran.docx
@@ -227,7 +227,7 @@
     <w:r>
       <w:tab/>
       <w:tab/>
-      <w:t>2026-06-22</w:t>
+      <w:t>2026-06-23</w:t>
       <w:br/>
       <w:br/>
     </w:r>

--- a/tillsyn/A 23224-2023 tillsynsbegäran.docx
+++ b/tillsyn/A 23224-2023 tillsynsbegäran.docx
@@ -227,7 +227,7 @@
     <w:r>
       <w:tab/>
       <w:tab/>
-      <w:t>2026-06-23</w:t>
+      <w:t>2026-06-24</w:t>
       <w:br/>
       <w:br/>
     </w:r>

--- a/tillsyn/A 23224-2023 tillsynsbegäran.docx
+++ b/tillsyn/A 23224-2023 tillsynsbegäran.docx
@@ -227,7 +227,7 @@
     <w:r>
       <w:tab/>
       <w:tab/>
-      <w:t>2026-06-24</w:t>
+      <w:t>2026-06-25</w:t>
       <w:br/>
       <w:br/>
     </w:r>

--- a/tillsyn/A 23224-2023 tillsynsbegäran.docx
+++ b/tillsyn/A 23224-2023 tillsynsbegäran.docx
@@ -227,7 +227,7 @@
     <w:r>
       <w:tab/>
       <w:tab/>
-      <w:t>2026-06-25</w:t>
+      <w:t>2026-06-26</w:t>
       <w:br/>
       <w:br/>
     </w:r>

--- a/tillsyn/A 23224-2023 tillsynsbegäran.docx
+++ b/tillsyn/A 23224-2023 tillsynsbegäran.docx
@@ -227,7 +227,7 @@
     <w:r>
       <w:tab/>
       <w:tab/>
-      <w:t>2026-06-26</w:t>
+      <w:t>2026-06-27</w:t>
       <w:br/>
       <w:br/>
     </w:r>

--- a/tillsyn/A 23224-2023 tillsynsbegäran.docx
+++ b/tillsyn/A 23224-2023 tillsynsbegäran.docx
@@ -227,7 +227,7 @@
     <w:r>
       <w:tab/>
       <w:tab/>
-      <w:t>2026-06-27</w:t>
+      <w:t>2026-06-28</w:t>
       <w:br/>
       <w:br/>
     </w:r>

--- a/tillsyn/A 23224-2023 tillsynsbegäran.docx
+++ b/tillsyn/A 23224-2023 tillsynsbegäran.docx
@@ -227,7 +227,7 @@
     <w:r>
       <w:tab/>
       <w:tab/>
-      <w:t>2026-06-28</w:t>
+      <w:t>2026-06-29</w:t>
       <w:br/>
       <w:br/>
     </w:r>

--- a/tillsyn/A 23224-2023 tillsynsbegäran.docx
+++ b/tillsyn/A 23224-2023 tillsynsbegäran.docx
@@ -227,7 +227,7 @@
     <w:r>
       <w:tab/>
       <w:tab/>
-      <w:t>2026-06-29</w:t>
+      <w:t>2026-06-30</w:t>
       <w:br/>
       <w:br/>
     </w:r>

--- a/tillsyn/A 23224-2023 tillsynsbegäran.docx
+++ b/tillsyn/A 23224-2023 tillsynsbegäran.docx
@@ -227,7 +227,7 @@
     <w:r>
       <w:tab/>
       <w:tab/>
-      <w:t>2026-06-30</w:t>
+      <w:t>2026-07-01</w:t>
       <w:br/>
       <w:br/>
     </w:r>

--- a/tillsyn/A 23224-2023 tillsynsbegäran.docx
+++ b/tillsyn/A 23224-2023 tillsynsbegäran.docx
@@ -227,7 +227,7 @@
     <w:r>
       <w:tab/>
       <w:tab/>
-      <w:t>2026-07-01</w:t>
+      <w:t>2026-07-02</w:t>
       <w:br/>
       <w:br/>
     </w:r>

--- a/tillsyn/A 23224-2023 tillsynsbegäran.docx
+++ b/tillsyn/A 23224-2023 tillsynsbegäran.docx
@@ -227,7 +227,7 @@
     <w:r>
       <w:tab/>
       <w:tab/>
-      <w:t>2026-07-13</w:t>
+      <w:t>2026-07-14</w:t>
       <w:br/>
       <w:br/>
     </w:r>

--- a/tillsyn/A 23224-2023 tillsynsbegäran.docx
+++ b/tillsyn/A 23224-2023 tillsynsbegäran.docx
@@ -227,7 +227,7 @@
     <w:r>
       <w:tab/>
       <w:tab/>
-      <w:t>2026-07-14</w:t>
+      <w:t>2026-07-15</w:t>
       <w:br/>
       <w:br/>
     </w:r>

--- a/tillsyn/A 23224-2023 tillsynsbegäran.docx
+++ b/tillsyn/A 23224-2023 tillsynsbegäran.docx
@@ -227,7 +227,7 @@
     <w:r>
       <w:tab/>
       <w:tab/>
-      <w:t>2026-07-15</w:t>
+      <w:t>2026-07-16</w:t>
       <w:br/>
       <w:br/>
     </w:r>

--- a/tillsyn/A 23224-2023 tillsynsbegäran.docx
+++ b/tillsyn/A 23224-2023 tillsynsbegäran.docx
@@ -227,7 +227,7 @@
     <w:r>
       <w:tab/>
       <w:tab/>
-      <w:t>2026-07-16</w:t>
+      <w:t>2026-07-17</w:t>
       <w:br/>
       <w:br/>
     </w:r>

--- a/tillsyn/A 23224-2023 tillsynsbegäran.docx
+++ b/tillsyn/A 23224-2023 tillsynsbegäran.docx
@@ -227,7 +227,7 @@
     <w:r>
       <w:tab/>
       <w:tab/>
-      <w:t>2026-07-17</w:t>
+      <w:t>2026-07-18</w:t>
       <w:br/>
       <w:br/>
     </w:r>

--- a/tillsyn/A 23224-2023 tillsynsbegäran.docx
+++ b/tillsyn/A 23224-2023 tillsynsbegäran.docx
@@ -227,7 +227,7 @@
     <w:r>
       <w:tab/>
       <w:tab/>
-      <w:t>2026-07-18</w:t>
+      <w:t>2026-07-19</w:t>
       <w:br/>
       <w:br/>
     </w:r>

--- a/tillsyn/A 23224-2023 tillsynsbegäran.docx
+++ b/tillsyn/A 23224-2023 tillsynsbegäran.docx
@@ -227,7 +227,7 @@
     <w:r>
       <w:tab/>
       <w:tab/>
-      <w:t>2026-07-19</w:t>
+      <w:t>2026-07-20</w:t>
       <w:br/>
       <w:br/>
     </w:r>

--- a/tillsyn/A 23224-2023 tillsynsbegäran.docx
+++ b/tillsyn/A 23224-2023 tillsynsbegäran.docx
@@ -227,7 +227,7 @@
     <w:r>
       <w:tab/>
       <w:tab/>
-      <w:t>2026-07-20</w:t>
+      <w:t>2026-07-21</w:t>
       <w:br/>
       <w:br/>
     </w:r>

--- a/tillsyn/A 23224-2023 tillsynsbegäran.docx
+++ b/tillsyn/A 23224-2023 tillsynsbegäran.docx
@@ -227,7 +227,7 @@
     <w:r>
       <w:tab/>
       <w:tab/>
-      <w:t>2026-07-21</w:t>
+      <w:t>2026-07-22</w:t>
       <w:br/>
       <w:br/>
     </w:r>

--- a/tillsyn/A 23224-2023 tillsynsbegäran.docx
+++ b/tillsyn/A 23224-2023 tillsynsbegäran.docx
@@ -227,7 +227,7 @@
     <w:r>
       <w:tab/>
       <w:tab/>
-      <w:t>2026-07-22</w:t>
+      <w:t>2026-07-23</w:t>
       <w:br/>
       <w:br/>
     </w:r>

--- a/tillsyn/A 23224-2023 tillsynsbegäran.docx
+++ b/tillsyn/A 23224-2023 tillsynsbegäran.docx
@@ -227,7 +227,7 @@
     <w:r>
       <w:tab/>
       <w:tab/>
-      <w:t>2026-07-23</w:t>
+      <w:t>2026-07-24</w:t>
       <w:br/>
       <w:br/>
     </w:r>

--- a/tillsyn/A 23224-2023 tillsynsbegäran.docx
+++ b/tillsyn/A 23224-2023 tillsynsbegäran.docx
@@ -227,7 +227,7 @@
     <w:r>
       <w:tab/>
       <w:tab/>
-      <w:t>2026-07-24</w:t>
+      <w:t>2026-07-25</w:t>
       <w:br/>
       <w:br/>
     </w:r>

--- a/tillsyn/A 23224-2023 tillsynsbegäran.docx
+++ b/tillsyn/A 23224-2023 tillsynsbegäran.docx
@@ -227,7 +227,7 @@
     <w:r>
       <w:tab/>
       <w:tab/>
-      <w:t>2026-07-25</w:t>
+      <w:t>2026-07-26</w:t>
       <w:br/>
       <w:br/>
     </w:r>

--- a/tillsyn/A 23224-2023 tillsynsbegäran.docx
+++ b/tillsyn/A 23224-2023 tillsynsbegäran.docx
@@ -227,7 +227,7 @@
     <w:r>
       <w:tab/>
       <w:tab/>
-      <w:t>2026-07-26</w:t>
+      <w:t>2026-07-27</w:t>
       <w:br/>
       <w:br/>
     </w:r>

--- a/tillsyn/A 23224-2023 tillsynsbegäran.docx
+++ b/tillsyn/A 23224-2023 tillsynsbegäran.docx
@@ -227,7 +227,7 @@
     <w:r>
       <w:tab/>
       <w:tab/>
-      <w:t>2026-07-27</w:t>
+      <w:t>2026-07-28</w:t>
       <w:br/>
       <w:br/>
     </w:r>

--- a/tillsyn/A 23224-2023 tillsynsbegäran.docx
+++ b/tillsyn/A 23224-2023 tillsynsbegäran.docx
@@ -227,7 +227,7 @@
     <w:r>
       <w:tab/>
       <w:tab/>
-      <w:t>2026-07-28</w:t>
+      <w:t>2026-07-29</w:t>
       <w:br/>
       <w:br/>
     </w:r>

--- a/tillsyn/A 23224-2023 tillsynsbegäran.docx
+++ b/tillsyn/A 23224-2023 tillsynsbegäran.docx
@@ -227,7 +227,7 @@
     <w:r>
       <w:tab/>
       <w:tab/>
-      <w:t>2026-07-29</w:t>
+      <w:t>2026-07-30</w:t>
       <w:br/>
       <w:br/>
     </w:r>

--- a/tillsyn/A 23224-2023 tillsynsbegäran.docx
+++ b/tillsyn/A 23224-2023 tillsynsbegäran.docx
@@ -227,7 +227,7 @@
     <w:r>
       <w:tab/>
       <w:tab/>
-      <w:t>2026-07-30</w:t>
+      <w:t>2026-07-31</w:t>
       <w:br/>
       <w:br/>
     </w:r>

--- a/tillsyn/A 23224-2023 tillsynsbegäran.docx
+++ b/tillsyn/A 23224-2023 tillsynsbegäran.docx
@@ -227,7 +227,7 @@
     <w:r>
       <w:tab/>
       <w:tab/>
-      <w:t>2026-07-31</w:t>
+      <w:t>2026-08-01</w:t>
       <w:br/>
       <w:br/>
     </w:r>

--- a/tillsyn/A 23224-2023 tillsynsbegäran.docx
+++ b/tillsyn/A 23224-2023 tillsynsbegäran.docx
@@ -227,7 +227,7 @@
     <w:r>
       <w:tab/>
       <w:tab/>
-      <w:t>2026-08-01</w:t>
+      <w:t>2026-08-02</w:t>
       <w:br/>
       <w:br/>
     </w:r>

--- a/tillsyn/A 23224-2023 tillsynsbegäran.docx
+++ b/tillsyn/A 23224-2023 tillsynsbegäran.docx
@@ -227,7 +227,7 @@
     <w:r>
       <w:tab/>
       <w:tab/>
-      <w:t>2026-08-02</w:t>
+      <w:t>2026-08-03</w:t>
       <w:br/>
       <w:br/>
     </w:r>

--- a/tillsyn/A 23224-2023 tillsynsbegäran.docx
+++ b/tillsyn/A 23224-2023 tillsynsbegäran.docx
@@ -227,7 +227,7 @@
     <w:r>
       <w:tab/>
       <w:tab/>
-      <w:t>2026-08-03</w:t>
+      <w:t>2026-08-05</w:t>
       <w:br/>
       <w:br/>
     </w:r>

--- a/tillsyn/A 23224-2023 tillsynsbegäran.docx
+++ b/tillsyn/A 23224-2023 tillsynsbegäran.docx
@@ -227,7 +227,7 @@
     <w:r>
       <w:tab/>
       <w:tab/>
-      <w:t>2026-08-05</w:t>
+      <w:t>2026-08-07</w:t>
       <w:br/>
       <w:br/>
     </w:r>

--- a/tillsyn/A 23224-2023 tillsynsbegäran.docx
+++ b/tillsyn/A 23224-2023 tillsynsbegäran.docx
@@ -227,7 +227,7 @@
     <w:r>
       <w:tab/>
       <w:tab/>
-      <w:t>2026-08-07</w:t>
+      <w:t>2026-08-08</w:t>
       <w:br/>
       <w:br/>
     </w:r>

--- a/tillsyn/A 23224-2023 tillsynsbegäran.docx
+++ b/tillsyn/A 23224-2023 tillsynsbegäran.docx
@@ -60,7 +60,7 @@
         <w:spacing w:after="240"/>
       </w:pPr>
       <w:r>
-        <w:t>Figur 1. Fyndplatser för naturvårdsarter inom 1 meter från avverkningsanmälan. Markörer utan svart kant är placerade på fyndplatsen. Markörer med svart kant är placerade vid sidan av fyndplatsen har ett svart streck som visar fyndplatsens exakta position. Kartans mittpunktskoordinat är N 6634041, E 587562 i SWEREF 99 TM.</w:t>
+        <w:t>Figur 1. Fyndplatser för naturvårdsarter inom 1 meter från avverkningsanmälan. Markörer utan svart kant är placerade på fyndplatsen. Markörer med svart kant är placerade vid sidan av fyndplatsen och har ett svart streck som visar fyndplatsens exakta position. Kartans mittpunktskoordinat är N 6634041, E 587562 i SWEREF 99 TM.</w:t>
       </w:r>
     </w:p>
     <w:p>
@@ -227,7 +227,7 @@
     <w:r>
       <w:tab/>
       <w:tab/>
-      <w:t>2026-08-14</w:t>
+      <w:t>2026-08-15</w:t>
       <w:br/>
       <w:br/>
     </w:r>

--- a/tillsyn/A 23224-2023 tillsynsbegäran.docx
+++ b/tillsyn/A 23224-2023 tillsynsbegäran.docx
@@ -227,7 +227,7 @@
     <w:r>
       <w:tab/>
       <w:tab/>
-      <w:t>2026-08-15</w:t>
+      <w:t>2026-08-16</w:t>
       <w:br/>
       <w:br/>
     </w:r>

--- a/tillsyn/A 23224-2023 tillsynsbegäran.docx
+++ b/tillsyn/A 23224-2023 tillsynsbegäran.docx
@@ -227,7 +227,7 @@
     <w:r>
       <w:tab/>
       <w:tab/>
-      <w:t>2026-08-16</w:t>
+      <w:t>2026-08-17</w:t>
       <w:br/>
       <w:br/>
     </w:r>

--- a/tillsyn/A 23224-2023 tillsynsbegäran.docx
+++ b/tillsyn/A 23224-2023 tillsynsbegäran.docx
@@ -227,7 +227,7 @@
     <w:r>
       <w:tab/>
       <w:tab/>
-      <w:t>2026-08-17</w:t>
+      <w:t>2026-08-18</w:t>
       <w:br/>
       <w:br/>
     </w:r>

--- a/tillsyn/A 23224-2023 tillsynsbegäran.docx
+++ b/tillsyn/A 23224-2023 tillsynsbegäran.docx
@@ -227,7 +227,7 @@
     <w:r>
       <w:tab/>
       <w:tab/>
-      <w:t>2026-08-18</w:t>
+      <w:t>2026-08-19</w:t>
       <w:br/>
       <w:br/>
     </w:r>

--- a/tillsyn/A 23224-2023 tillsynsbegäran.docx
+++ b/tillsyn/A 23224-2023 tillsynsbegäran.docx
@@ -227,7 +227,7 @@
     <w:r>
       <w:tab/>
       <w:tab/>
-      <w:t>2026-08-19</w:t>
+      <w:t>2026-08-20</w:t>
       <w:br/>
       <w:br/>
     </w:r>

--- a/tillsyn/A 23224-2023 tillsynsbegäran.docx
+++ b/tillsyn/A 23224-2023 tillsynsbegäran.docx
@@ -227,7 +227,7 @@
     <w:r>
       <w:tab/>
       <w:tab/>
-      <w:t>2026-08-20</w:t>
+      <w:t>2026-08-21</w:t>
       <w:br/>
       <w:br/>
     </w:r>

--- a/tillsyn/A 23224-2023 tillsynsbegäran.docx
+++ b/tillsyn/A 23224-2023 tillsynsbegäran.docx
@@ -227,7 +227,7 @@
     <w:r>
       <w:tab/>
       <w:tab/>
-      <w:t>2026-08-21</w:t>
+      <w:t>2026-08-22</w:t>
       <w:br/>
       <w:br/>
     </w:r>
